--- a/corpus/synthetic/balance-dbcs-spacing__004.docx
+++ b/corpus/synthetic/balance-dbcs-spacing__004.docx
@@ -2,30 +2,29 @@
 <file path=word/document.xml><?xml version="1.0" encoding="utf-8"?>
 <w:document xmlns:w="http://schemas.openxmlformats.org/wordprocessingml/2006/main" xmlns:r="http://schemas.openxmlformats.org/officeDocument/2006/relationships" xmlns:wp="http://schemas.openxmlformats.org/drawingml/2006/wordprocessingDrawing" xmlns:a="http://schemas.openxmlformats.org/drawingml/2006/main" xmlns:pic="http://schemas.openxmlformats.org/drawingml/2006/picture" xmlns:m="http://schemas.openxmlformats.org/officeDocument/2006/math">
   <w:body>
-    <w:p>
-      <w:r>
-        <w:rPr>
-          <w:spacing w:val="-20"/>
-        </w:rPr>
-        <w:t xml:space="preserve">정보화비전및전략수립</w:t>
-      </w:r>
-    </w:p>
-    <w:p>
-      <w:r>
-        <w:rPr>
-          <w:spacing w:val="-20"/>
-        </w:rPr>
-        <w:t xml:space="preserve">RIPC AI</w:t>
-      </w:r>
-    </w:p>
-    <w:p>
-      <w:r>
-        <w:rPr>
-          <w:spacing w:val="-20"/>
-        </w:rPr>
-        <w:t xml:space="preserve">정보RI</w:t>
-      </w:r>
-    </w:p>
+    <w:tbl>
+      <w:tblPr>
+        <w:tblW w:w="5000" w:type="dxa"/>
+      </w:tblPr>
+      <w:tblGrid>
+        <w:gridCol w:w="5000"/>
+      </w:tblGrid>
+      <w:tr>
+        <w:tc>
+          <w:tcPr>
+            <w:tcW w:w="5000" w:type="dxa"/>
+          </w:tcPr>
+          <w:p>
+            <w:r>
+              <w:rPr>
+                <w:spacing w:val="-34"/>
+              </w:rPr>
+              <w:t xml:space="preserve">정보화비전</w:t>
+            </w:r>
+          </w:p>
+        </w:tc>
+      </w:tr>
+    </w:tbl>
     <w:sectPr>
       <w:pgSz w:w="11906" w:h="16838"/>
       <w:pgMar w:top="1440" w:right="1440" w:bottom="1440" w:left="1440" w:header="708" w:footer="708" w:gutter="0"/>
